--- a/исправления 2026.docx
+++ b/исправления 2026.docx
@@ -17,6 +17,7 @@
           <w:rFonts w:ascii="Times New Roman" w:hAnsi="Times New Roman" w:cs="Times New Roman"/>
           <w:sz w:val="28"/>
           <w:szCs w:val="28"/>
+          <w:highlight w:val="yellow"/>
         </w:rPr>
         <w:t>1. Фильтры в задачи</w:t>
       </w:r>
@@ -380,76 +381,76 @@
           <w:highlight w:val="green"/>
         </w:rPr>
         <w:t>16. Проверить буфер при операции READ</w:t>
+      </w:r>
+    </w:p>
+    <w:p>
+      <w:pPr>
+        <w:spacing w:after="0" w:line="240" w:lineRule="auto"/>
+        <w:ind w:firstLine="142"/>
+        <w:rPr>
+          <w:rFonts w:ascii="Times New Roman" w:hAnsi="Times New Roman" w:cs="Times New Roman"/>
+          <w:sz w:val="28"/>
+          <w:szCs w:val="28"/>
+        </w:rPr>
+      </w:pPr>
+      <w:r>
+        <w:rPr>
+          <w:rFonts w:ascii="Times New Roman" w:hAnsi="Times New Roman" w:cs="Times New Roman"/>
+          <w:sz w:val="28"/>
+          <w:szCs w:val="28"/>
+          <w:highlight w:val="yellow"/>
+        </w:rPr>
+        <w:t>17. Проверить поиск по тексту и контроли в операции READ</w:t>
+      </w:r>
+    </w:p>
+    <w:p>
+      <w:pPr>
+        <w:spacing w:after="0" w:line="240" w:lineRule="auto"/>
+        <w:ind w:firstLine="142"/>
+        <w:rPr>
+          <w:rFonts w:ascii="Times New Roman" w:hAnsi="Times New Roman" w:cs="Times New Roman"/>
+          <w:sz w:val="28"/>
+          <w:szCs w:val="28"/>
+        </w:rPr>
+      </w:pPr>
+      <w:r>
+        <w:rPr>
+          <w:rFonts w:ascii="Times New Roman" w:hAnsi="Times New Roman" w:cs="Times New Roman"/>
+          <w:sz w:val="28"/>
+          <w:szCs w:val="28"/>
+          <w:highlight w:val="green"/>
+        </w:rPr>
+        <w:t>18. Информирование о выполнении RENAME</w:t>
+      </w:r>
+    </w:p>
+    <w:p>
+      <w:pPr>
+        <w:spacing w:after="0" w:line="240" w:lineRule="auto"/>
+        <w:ind w:firstLine="142"/>
+        <w:rPr>
+          <w:rFonts w:ascii="Times New Roman" w:hAnsi="Times New Roman" w:cs="Times New Roman"/>
+          <w:sz w:val="28"/>
+          <w:szCs w:val="28"/>
+        </w:rPr>
+      </w:pPr>
+      <w:r>
+        <w:rPr>
+          <w:rFonts w:ascii="Times New Roman" w:hAnsi="Times New Roman" w:cs="Times New Roman"/>
+          <w:sz w:val="28"/>
+          <w:szCs w:val="28"/>
+        </w:rPr>
+        <w:t>19. На</w:t>
+      </w:r>
+      <w:r>
+        <w:rPr>
+          <w:rFonts w:ascii="Times New Roman" w:hAnsi="Times New Roman" w:cs="Times New Roman"/>
+          <w:sz w:val="28"/>
+          <w:szCs w:val="28"/>
+        </w:rPr>
+        <w:t>вигация журнала задач????</w:t>
       </w:r>
       <w:bookmarkStart w:id="0" w:name="_GoBack"/>
       <w:bookmarkEnd w:id="0"/>
-    </w:p>
-    <w:p>
-      <w:pPr>
-        <w:spacing w:after="0" w:line="240" w:lineRule="auto"/>
-        <w:ind w:firstLine="142"/>
-        <w:rPr>
-          <w:rFonts w:ascii="Times New Roman" w:hAnsi="Times New Roman" w:cs="Times New Roman"/>
-          <w:sz w:val="28"/>
-          <w:szCs w:val="28"/>
-        </w:rPr>
-      </w:pPr>
-      <w:r>
-        <w:rPr>
-          <w:rFonts w:ascii="Times New Roman" w:hAnsi="Times New Roman" w:cs="Times New Roman"/>
-          <w:sz w:val="28"/>
-          <w:szCs w:val="28"/>
-          <w:highlight w:val="yellow"/>
-        </w:rPr>
-        <w:t>17. Проверить поиск по тексту и контроли в операции READ</w:t>
-      </w:r>
-    </w:p>
-    <w:p>
-      <w:pPr>
-        <w:spacing w:after="0" w:line="240" w:lineRule="auto"/>
-        <w:ind w:firstLine="142"/>
-        <w:rPr>
-          <w:rFonts w:ascii="Times New Roman" w:hAnsi="Times New Roman" w:cs="Times New Roman"/>
-          <w:sz w:val="28"/>
-          <w:szCs w:val="28"/>
-        </w:rPr>
-      </w:pPr>
-      <w:r>
-        <w:rPr>
-          <w:rFonts w:ascii="Times New Roman" w:hAnsi="Times New Roman" w:cs="Times New Roman"/>
-          <w:sz w:val="28"/>
-          <w:szCs w:val="28"/>
-          <w:highlight w:val="yellow"/>
-        </w:rPr>
-        <w:t>18. Информирование о выполнении RENAME</w:t>
-      </w:r>
-    </w:p>
-    <w:p>
-      <w:pPr>
-        <w:spacing w:after="0" w:line="240" w:lineRule="auto"/>
-        <w:ind w:firstLine="142"/>
-        <w:rPr>
-          <w:rFonts w:ascii="Times New Roman" w:hAnsi="Times New Roman" w:cs="Times New Roman"/>
-          <w:sz w:val="28"/>
-          <w:szCs w:val="28"/>
-        </w:rPr>
-      </w:pPr>
-      <w:r>
-        <w:rPr>
-          <w:rFonts w:ascii="Times New Roman" w:hAnsi="Times New Roman" w:cs="Times New Roman"/>
-          <w:sz w:val="28"/>
-          <w:szCs w:val="28"/>
-        </w:rPr>
-        <w:t>19. На</w:t>
-      </w:r>
-      <w:r>
-        <w:rPr>
-          <w:rFonts w:ascii="Times New Roman" w:hAnsi="Times New Roman" w:cs="Times New Roman"/>
-          <w:sz w:val="28"/>
-          <w:szCs w:val="28"/>
-        </w:rPr>
-        <w:t>вигация журнала задач????</w:t>
-      </w:r>
     </w:p>
     <w:p>
       <w:pPr>

--- a/исправления 2026.docx
+++ b/исправления 2026.docx
@@ -285,6 +285,7 @@
           <w:rFonts w:ascii="Times New Roman" w:hAnsi="Times New Roman" w:cs="Times New Roman"/>
           <w:sz w:val="28"/>
           <w:szCs w:val="28"/>
+          <w:highlight w:val="yellow"/>
         </w:rPr>
         <w:t>12. Добавить возможн</w:t>
       </w:r>
@@ -293,6 +294,7 @@
           <w:rFonts w:ascii="Times New Roman" w:hAnsi="Times New Roman" w:cs="Times New Roman"/>
           <w:sz w:val="28"/>
           <w:szCs w:val="28"/>
+          <w:highlight w:val="yellow"/>
         </w:rPr>
         <w:t>о</w:t>
       </w:r>
@@ -301,6 +303,7 @@
           <w:rFonts w:ascii="Times New Roman" w:hAnsi="Times New Roman" w:cs="Times New Roman"/>
           <w:sz w:val="28"/>
           <w:szCs w:val="28"/>
+          <w:highlight w:val="yellow"/>
         </w:rPr>
         <w:t>сть просмотра списка самих файлов при нажатии "Наличие файлов"</w:t>
       </w:r>
@@ -448,58 +451,67 @@
           <w:szCs w:val="28"/>
         </w:rPr>
         <w:t>вигация журнала задач????</w:t>
+      </w:r>
+    </w:p>
+    <w:p>
+      <w:pPr>
+        <w:spacing w:after="0" w:line="240" w:lineRule="auto"/>
+        <w:ind w:firstLine="142"/>
+        <w:rPr>
+          <w:rFonts w:ascii="Times New Roman" w:hAnsi="Times New Roman" w:cs="Times New Roman"/>
+          <w:sz w:val="28"/>
+          <w:szCs w:val="28"/>
+        </w:rPr>
+      </w:pPr>
+      <w:r>
+        <w:rPr>
+          <w:rFonts w:ascii="Times New Roman" w:hAnsi="Times New Roman" w:cs="Times New Roman"/>
+          <w:sz w:val="28"/>
+          <w:szCs w:val="28"/>
+        </w:rPr>
+        <w:t>20. Перепроверить фильтры журнала задач</w:t>
+      </w:r>
+    </w:p>
+    <w:p>
+      <w:pPr>
+        <w:spacing w:after="0" w:line="240" w:lineRule="auto"/>
+        <w:ind w:firstLine="142"/>
+        <w:rPr>
+          <w:rFonts w:ascii="Times New Roman" w:hAnsi="Times New Roman" w:cs="Times New Roman"/>
+          <w:sz w:val="28"/>
+          <w:szCs w:val="28"/>
+        </w:rPr>
+      </w:pPr>
+      <w:r>
+        <w:rPr>
+          <w:rFonts w:ascii="Times New Roman" w:hAnsi="Times New Roman" w:cs="Times New Roman"/>
+          <w:sz w:val="28"/>
+          <w:szCs w:val="28"/>
+        </w:rPr>
+        <w:t>21. Добавить фильтры в список блокированных задач</w:t>
+      </w:r>
+    </w:p>
+    <w:p>
+      <w:pPr>
+        <w:spacing w:after="0" w:line="240" w:lineRule="auto"/>
+        <w:ind w:firstLine="142"/>
+        <w:rPr>
+          <w:rFonts w:ascii="Times New Roman" w:hAnsi="Times New Roman" w:cs="Times New Roman"/>
+          <w:sz w:val="28"/>
+          <w:szCs w:val="28"/>
+        </w:rPr>
+      </w:pPr>
+      <w:r>
+        <w:rPr>
+          <w:rFonts w:ascii="Times New Roman" w:hAnsi="Times New Roman" w:cs="Times New Roman"/>
+          <w:sz w:val="28"/>
+          <w:szCs w:val="28"/>
+          <w:highlight w:val="red"/>
+        </w:rPr>
+        <w:t>22. Подробный просмотр</w:t>
       </w:r>
       <w:bookmarkStart w:id="0" w:name="_GoBack"/>
       <w:bookmarkEnd w:id="0"/>
-    </w:p>
-    <w:p>
-      <w:pPr>
-        <w:spacing w:after="0" w:line="240" w:lineRule="auto"/>
-        <w:ind w:firstLine="142"/>
-        <w:rPr>
-          <w:rFonts w:ascii="Times New Roman" w:hAnsi="Times New Roman" w:cs="Times New Roman"/>
-          <w:sz w:val="28"/>
-          <w:szCs w:val="28"/>
-        </w:rPr>
-      </w:pPr>
-      <w:r>
-        <w:rPr>
-          <w:rFonts w:ascii="Times New Roman" w:hAnsi="Times New Roman" w:cs="Times New Roman"/>
-          <w:sz w:val="28"/>
-          <w:szCs w:val="28"/>
-        </w:rPr>
-        <w:t>20. Перепроверить фильтры журнала задач</w:t>
-      </w:r>
-    </w:p>
-    <w:p>
-      <w:pPr>
-        <w:spacing w:after="0" w:line="240" w:lineRule="auto"/>
-        <w:ind w:firstLine="142"/>
-        <w:rPr>
-          <w:rFonts w:ascii="Times New Roman" w:hAnsi="Times New Roman" w:cs="Times New Roman"/>
-          <w:sz w:val="28"/>
-          <w:szCs w:val="28"/>
-        </w:rPr>
-      </w:pPr>
-      <w:r>
-        <w:rPr>
-          <w:rFonts w:ascii="Times New Roman" w:hAnsi="Times New Roman" w:cs="Times New Roman"/>
-          <w:sz w:val="28"/>
-          <w:szCs w:val="28"/>
-        </w:rPr>
-        <w:t>21. Добавить фильтры в список блокированных задач</w:t>
-      </w:r>
-    </w:p>
-    <w:p>
-      <w:pPr>
-        <w:spacing w:after="0" w:line="240" w:lineRule="auto"/>
-        <w:ind w:firstLine="142"/>
-        <w:rPr>
-          <w:rFonts w:ascii="Times New Roman" w:hAnsi="Times New Roman" w:cs="Times New Roman"/>
-          <w:sz w:val="28"/>
-          <w:szCs w:val="28"/>
-        </w:rPr>
-      </w:pPr>
       <w:r>
         <w:rPr>
           <w:rFonts w:ascii="Times New Roman" w:hAnsi="Times New Roman" w:cs="Times New Roman"/>
@@ -507,7 +519,7 @@
           <w:szCs w:val="28"/>
           <w:highlight w:val="red"/>
         </w:rPr>
-        <w:t>22. Подробный просмотр действий пользователя выводить КРАСИВО!!!!!!</w:t>
+        <w:t xml:space="preserve"> действий пользователя выводить КРАСИВО!!!!!!</w:t>
       </w:r>
     </w:p>
     <w:sectPr>

--- a/исправления 2026.docx
+++ b/исправления 2026.docx
@@ -17,147 +17,147 @@
           <w:rFonts w:ascii="Times New Roman" w:hAnsi="Times New Roman" w:cs="Times New Roman"/>
           <w:sz w:val="28"/>
           <w:szCs w:val="28"/>
+          <w:highlight w:val="green"/>
+        </w:rPr>
+        <w:t>1. Фильтры в задачи</w:t>
+      </w:r>
+    </w:p>
+    <w:p>
+      <w:pPr>
+        <w:spacing w:after="0" w:line="240" w:lineRule="auto"/>
+        <w:ind w:firstLine="142"/>
+        <w:rPr>
+          <w:rFonts w:ascii="Times New Roman" w:hAnsi="Times New Roman" w:cs="Times New Roman"/>
+          <w:sz w:val="28"/>
+          <w:szCs w:val="28"/>
+        </w:rPr>
+      </w:pPr>
+      <w:r>
+        <w:rPr>
+          <w:rFonts w:ascii="Times New Roman" w:hAnsi="Times New Roman" w:cs="Times New Roman"/>
+          <w:sz w:val="28"/>
+          <w:szCs w:val="28"/>
+          <w:highlight w:val="green"/>
+        </w:rPr>
+        <w:t>2. На страницу группы рассылки добавить название группы</w:t>
+      </w:r>
+    </w:p>
+    <w:p>
+      <w:pPr>
+        <w:spacing w:after="0" w:line="240" w:lineRule="auto"/>
+        <w:ind w:firstLine="142"/>
+        <w:rPr>
+          <w:rFonts w:ascii="Times New Roman" w:hAnsi="Times New Roman" w:cs="Times New Roman"/>
+          <w:sz w:val="28"/>
+          <w:szCs w:val="28"/>
+        </w:rPr>
+      </w:pPr>
+      <w:r>
+        <w:rPr>
+          <w:rFonts w:ascii="Times New Roman" w:hAnsi="Times New Roman" w:cs="Times New Roman"/>
+          <w:sz w:val="28"/>
+          <w:szCs w:val="28"/>
+          <w:highlight w:val="green"/>
+        </w:rPr>
+        <w:t>3. Добавить адресату "Примечание"</w:t>
+      </w:r>
+    </w:p>
+    <w:p>
+      <w:pPr>
+        <w:spacing w:after="0" w:line="240" w:lineRule="auto"/>
+        <w:ind w:firstLine="142"/>
+        <w:rPr>
+          <w:rFonts w:ascii="Times New Roman" w:hAnsi="Times New Roman" w:cs="Times New Roman"/>
+          <w:sz w:val="28"/>
+          <w:szCs w:val="28"/>
+          <w:highlight w:val="green"/>
+        </w:rPr>
+      </w:pPr>
+      <w:r>
+        <w:rPr>
+          <w:rFonts w:ascii="Times New Roman" w:hAnsi="Times New Roman" w:cs="Times New Roman"/>
+          <w:sz w:val="28"/>
+          <w:szCs w:val="28"/>
+          <w:highlight w:val="green"/>
+        </w:rPr>
+        <w:t>4. При выборе группы рассылки должно быть видно номер и название</w:t>
+      </w:r>
+    </w:p>
+    <w:p>
+      <w:pPr>
+        <w:spacing w:after="0" w:line="240" w:lineRule="auto"/>
+        <w:ind w:firstLine="142"/>
+        <w:rPr>
+          <w:rFonts w:ascii="Times New Roman" w:hAnsi="Times New Roman" w:cs="Times New Roman"/>
+          <w:sz w:val="28"/>
+          <w:szCs w:val="28"/>
+        </w:rPr>
+      </w:pPr>
+      <w:r>
+        <w:rPr>
+          <w:rFonts w:ascii="Times New Roman" w:hAnsi="Times New Roman" w:cs="Times New Roman"/>
+          <w:sz w:val="28"/>
+          <w:szCs w:val="28"/>
+          <w:highlight w:val="green"/>
+        </w:rPr>
+        <w:t>5. Указывать, к чему относятся Свойства операции (</w:t>
+      </w:r>
+      <w:r>
+        <w:rPr>
+          <w:rFonts w:ascii="Times New Roman" w:hAnsi="Times New Roman" w:cs="Times New Roman"/>
+          <w:sz w:val="28"/>
+          <w:szCs w:val="28"/>
+          <w:highlight w:val="green"/>
+        </w:rPr>
+        <w:t>операция, задача</w:t>
+      </w:r>
+      <w:r>
+        <w:rPr>
+          <w:rFonts w:ascii="Times New Roman" w:hAnsi="Times New Roman" w:cs="Times New Roman"/>
+          <w:sz w:val="28"/>
+          <w:szCs w:val="28"/>
+          <w:highlight w:val="green"/>
+        </w:rPr>
+        <w:t xml:space="preserve"> и номер шага)</w:t>
+      </w:r>
+    </w:p>
+    <w:p>
+      <w:pPr>
+        <w:spacing w:after="0" w:line="240" w:lineRule="auto"/>
+        <w:ind w:firstLine="142"/>
+        <w:rPr>
+          <w:rFonts w:ascii="Times New Roman" w:hAnsi="Times New Roman" w:cs="Times New Roman"/>
+          <w:sz w:val="28"/>
+          <w:szCs w:val="28"/>
+        </w:rPr>
+      </w:pPr>
+      <w:r>
+        <w:rPr>
+          <w:rFonts w:ascii="Times New Roman" w:hAnsi="Times New Roman" w:cs="Times New Roman"/>
+          <w:sz w:val="28"/>
+          <w:szCs w:val="28"/>
+          <w:highlight w:val="green"/>
+        </w:rPr>
+        <w:t>6. Добавить новый статус, "Завершена"</w:t>
+      </w:r>
+    </w:p>
+    <w:p>
+      <w:pPr>
+        <w:spacing w:after="0" w:line="240" w:lineRule="auto"/>
+        <w:ind w:firstLine="142"/>
+        <w:rPr>
+          <w:rFonts w:ascii="Times New Roman" w:hAnsi="Times New Roman" w:cs="Times New Roman"/>
+          <w:sz w:val="28"/>
+          <w:szCs w:val="28"/>
+        </w:rPr>
+      </w:pPr>
+      <w:r>
+        <w:rPr>
+          <w:rFonts w:ascii="Times New Roman" w:hAnsi="Times New Roman" w:cs="Times New Roman"/>
+          <w:sz w:val="28"/>
+          <w:szCs w:val="28"/>
           <w:highlight w:val="yellow"/>
         </w:rPr>
-        <w:t>1. Фильтры в задачи</w:t>
-      </w:r>
-    </w:p>
-    <w:p>
-      <w:pPr>
-        <w:spacing w:after="0" w:line="240" w:lineRule="auto"/>
-        <w:ind w:firstLine="142"/>
-        <w:rPr>
-          <w:rFonts w:ascii="Times New Roman" w:hAnsi="Times New Roman" w:cs="Times New Roman"/>
-          <w:sz w:val="28"/>
-          <w:szCs w:val="28"/>
-        </w:rPr>
-      </w:pPr>
-      <w:r>
-        <w:rPr>
-          <w:rFonts w:ascii="Times New Roman" w:hAnsi="Times New Roman" w:cs="Times New Roman"/>
-          <w:sz w:val="28"/>
-          <w:szCs w:val="28"/>
-          <w:highlight w:val="green"/>
-        </w:rPr>
-        <w:t>2. На страницу группы рассылки добавить название группы</w:t>
-      </w:r>
-    </w:p>
-    <w:p>
-      <w:pPr>
-        <w:spacing w:after="0" w:line="240" w:lineRule="auto"/>
-        <w:ind w:firstLine="142"/>
-        <w:rPr>
-          <w:rFonts w:ascii="Times New Roman" w:hAnsi="Times New Roman" w:cs="Times New Roman"/>
-          <w:sz w:val="28"/>
-          <w:szCs w:val="28"/>
-        </w:rPr>
-      </w:pPr>
-      <w:r>
-        <w:rPr>
-          <w:rFonts w:ascii="Times New Roman" w:hAnsi="Times New Roman" w:cs="Times New Roman"/>
-          <w:sz w:val="28"/>
-          <w:szCs w:val="28"/>
-          <w:highlight w:val="green"/>
-        </w:rPr>
-        <w:t>3. Добавить адресату "Примечание"</w:t>
-      </w:r>
-    </w:p>
-    <w:p>
-      <w:pPr>
-        <w:spacing w:after="0" w:line="240" w:lineRule="auto"/>
-        <w:ind w:firstLine="142"/>
-        <w:rPr>
-          <w:rFonts w:ascii="Times New Roman" w:hAnsi="Times New Roman" w:cs="Times New Roman"/>
-          <w:sz w:val="28"/>
-          <w:szCs w:val="28"/>
-          <w:highlight w:val="green"/>
-        </w:rPr>
-      </w:pPr>
-      <w:r>
-        <w:rPr>
-          <w:rFonts w:ascii="Times New Roman" w:hAnsi="Times New Roman" w:cs="Times New Roman"/>
-          <w:sz w:val="28"/>
-          <w:szCs w:val="28"/>
-          <w:highlight w:val="green"/>
-        </w:rPr>
-        <w:t>4. При выборе группы рассылки должно быть видно номер и название</w:t>
-      </w:r>
-    </w:p>
-    <w:p>
-      <w:pPr>
-        <w:spacing w:after="0" w:line="240" w:lineRule="auto"/>
-        <w:ind w:firstLine="142"/>
-        <w:rPr>
-          <w:rFonts w:ascii="Times New Roman" w:hAnsi="Times New Roman" w:cs="Times New Roman"/>
-          <w:sz w:val="28"/>
-          <w:szCs w:val="28"/>
-        </w:rPr>
-      </w:pPr>
-      <w:r>
-        <w:rPr>
-          <w:rFonts w:ascii="Times New Roman" w:hAnsi="Times New Roman" w:cs="Times New Roman"/>
-          <w:sz w:val="28"/>
-          <w:szCs w:val="28"/>
-          <w:highlight w:val="green"/>
-        </w:rPr>
-        <w:t>5. Указывать, к чему относятся Свойства операции (</w:t>
-      </w:r>
-      <w:r>
-        <w:rPr>
-          <w:rFonts w:ascii="Times New Roman" w:hAnsi="Times New Roman" w:cs="Times New Roman"/>
-          <w:sz w:val="28"/>
-          <w:szCs w:val="28"/>
-          <w:highlight w:val="green"/>
-        </w:rPr>
-        <w:t>операция, задача</w:t>
-      </w:r>
-      <w:r>
-        <w:rPr>
-          <w:rFonts w:ascii="Times New Roman" w:hAnsi="Times New Roman" w:cs="Times New Roman"/>
-          <w:sz w:val="28"/>
-          <w:szCs w:val="28"/>
-          <w:highlight w:val="green"/>
-        </w:rPr>
-        <w:t xml:space="preserve"> и номер шага)</w:t>
-      </w:r>
-    </w:p>
-    <w:p>
-      <w:pPr>
-        <w:spacing w:after="0" w:line="240" w:lineRule="auto"/>
-        <w:ind w:firstLine="142"/>
-        <w:rPr>
-          <w:rFonts w:ascii="Times New Roman" w:hAnsi="Times New Roman" w:cs="Times New Roman"/>
-          <w:sz w:val="28"/>
-          <w:szCs w:val="28"/>
-        </w:rPr>
-      </w:pPr>
-      <w:r>
-        <w:rPr>
-          <w:rFonts w:ascii="Times New Roman" w:hAnsi="Times New Roman" w:cs="Times New Roman"/>
-          <w:sz w:val="28"/>
-          <w:szCs w:val="28"/>
-          <w:highlight w:val="green"/>
-        </w:rPr>
-        <w:t>6. Добавить новый статус, "Завершена"</w:t>
-      </w:r>
-    </w:p>
-    <w:p>
-      <w:pPr>
-        <w:spacing w:after="0" w:line="240" w:lineRule="auto"/>
-        <w:ind w:firstLine="142"/>
-        <w:rPr>
-          <w:rFonts w:ascii="Times New Roman" w:hAnsi="Times New Roman" w:cs="Times New Roman"/>
-          <w:sz w:val="28"/>
-          <w:szCs w:val="28"/>
-        </w:rPr>
-      </w:pPr>
-      <w:r>
-        <w:rPr>
-          <w:rFonts w:ascii="Times New Roman" w:hAnsi="Times New Roman" w:cs="Times New Roman"/>
-          <w:sz w:val="28"/>
-          <w:szCs w:val="28"/>
-          <w:highlight w:val="red"/>
-        </w:rPr>
         <w:t>7. Найти календарь рабочих дней</w:t>
       </w:r>
     </w:p>
@@ -247,268 +247,7 @@
           <w:szCs w:val="28"/>
           <w:highlight w:val="green"/>
         </w:rPr>
-        <w:t>10. Перепроверить "Прерывание"</w:t>
-      </w:r>
-    </w:p>
-    <w:p>
-      <w:pPr>
-        <w:spacing w:after="0" w:line="240" w:lineRule="auto"/>
-        <w:ind w:firstLine="142"/>
-        <w:rPr>
-          <w:rFonts w:ascii="Times New Roman" w:hAnsi="Times New Roman" w:cs="Times New Roman"/>
-          <w:sz w:val="28"/>
-          <w:szCs w:val="28"/>
-        </w:rPr>
-      </w:pPr>
-      <w:r>
-        <w:rPr>
-          <w:rFonts w:ascii="Times New Roman" w:hAnsi="Times New Roman" w:cs="Times New Roman"/>
-          <w:sz w:val="28"/>
-          <w:szCs w:val="28"/>
-          <w:highlight w:val="green"/>
-        </w:rPr>
-        <w:t>11. Пересмотреть передвижение шагов</w:t>
-      </w:r>
-    </w:p>
-    <w:p>
-      <w:pPr>
-        <w:spacing w:after="0" w:line="240" w:lineRule="auto"/>
-        <w:ind w:firstLine="142"/>
-        <w:rPr>
-          <w:rFonts w:ascii="Times New Roman" w:hAnsi="Times New Roman" w:cs="Times New Roman"/>
-          <w:sz w:val="28"/>
-          <w:szCs w:val="28"/>
-        </w:rPr>
-      </w:pPr>
-      <w:r>
-        <w:rPr>
-          <w:rFonts w:ascii="Times New Roman" w:hAnsi="Times New Roman" w:cs="Times New Roman"/>
-          <w:sz w:val="28"/>
-          <w:szCs w:val="28"/>
-          <w:highlight w:val="yellow"/>
-        </w:rPr>
-        <w:t>12. Добавить возможн</w:t>
-      </w:r>
-      <w:r>
-        <w:rPr>
-          <w:rFonts w:ascii="Times New Roman" w:hAnsi="Times New Roman" w:cs="Times New Roman"/>
-          <w:sz w:val="28"/>
-          <w:szCs w:val="28"/>
-          <w:highlight w:val="yellow"/>
-        </w:rPr>
-        <w:t>о</w:t>
-      </w:r>
-      <w:r>
-        <w:rPr>
-          <w:rFonts w:ascii="Times New Roman" w:hAnsi="Times New Roman" w:cs="Times New Roman"/>
-          <w:sz w:val="28"/>
-          <w:szCs w:val="28"/>
-          <w:highlight w:val="yellow"/>
-        </w:rPr>
-        <w:t>сть просмотра списка самих файлов при нажатии "Наличие файлов"</w:t>
-      </w:r>
-    </w:p>
-    <w:p>
-      <w:pPr>
-        <w:spacing w:after="0" w:line="240" w:lineRule="auto"/>
-        <w:ind w:firstLine="142"/>
-        <w:rPr>
-          <w:rFonts w:ascii="Times New Roman" w:hAnsi="Times New Roman" w:cs="Times New Roman"/>
-          <w:sz w:val="28"/>
-          <w:szCs w:val="28"/>
-        </w:rPr>
-      </w:pPr>
-      <w:r>
-        <w:rPr>
-          <w:rFonts w:ascii="Times New Roman" w:hAnsi="Times New Roman" w:cs="Times New Roman"/>
-          <w:sz w:val="28"/>
-          <w:szCs w:val="28"/>
-        </w:rPr>
-        <w:t>13. Некорректно указывается причина завершения работы при перемещении</w:t>
-      </w:r>
-    </w:p>
-    <w:p>
-      <w:pPr>
-        <w:spacing w:after="0" w:line="240" w:lineRule="auto"/>
-        <w:ind w:firstLine="142"/>
-        <w:rPr>
-          <w:rFonts w:ascii="Times New Roman" w:hAnsi="Times New Roman" w:cs="Times New Roman"/>
-          <w:sz w:val="28"/>
-          <w:szCs w:val="28"/>
-        </w:rPr>
-      </w:pPr>
-      <w:r>
-        <w:rPr>
-          <w:rFonts w:ascii="Times New Roman" w:hAnsi="Times New Roman" w:cs="Times New Roman"/>
-          <w:sz w:val="28"/>
-          <w:szCs w:val="28"/>
-          <w:highlight w:val="green"/>
-        </w:rPr>
-        <w:t>14. Пересмотреть настройку количества файлов</w:t>
-      </w:r>
-    </w:p>
-    <w:p>
-      <w:pPr>
-        <w:spacing w:after="0" w:line="240" w:lineRule="auto"/>
-        <w:ind w:firstLine="142"/>
-        <w:rPr>
-          <w:rFonts w:ascii="Times New Roman" w:hAnsi="Times New Roman" w:cs="Times New Roman"/>
-          <w:sz w:val="28"/>
-          <w:szCs w:val="28"/>
-        </w:rPr>
-      </w:pPr>
-      <w:r>
-        <w:rPr>
-          <w:rFonts w:ascii="Times New Roman" w:hAnsi="Times New Roman" w:cs="Times New Roman"/>
-          <w:sz w:val="28"/>
-          <w:szCs w:val="28"/>
-        </w:rPr>
-        <w:t>15. Пересмотреть прерывание при операции EXIST</w:t>
-      </w:r>
-    </w:p>
-    <w:p>
-      <w:pPr>
-        <w:spacing w:after="0" w:line="240" w:lineRule="auto"/>
-        <w:ind w:firstLine="142"/>
-        <w:rPr>
-          <w:rFonts w:ascii="Times New Roman" w:hAnsi="Times New Roman" w:cs="Times New Roman"/>
-          <w:sz w:val="28"/>
-          <w:szCs w:val="28"/>
-        </w:rPr>
-      </w:pPr>
-      <w:r>
-        <w:rPr>
-          <w:rFonts w:ascii="Times New Roman" w:hAnsi="Times New Roman" w:cs="Times New Roman"/>
-          <w:sz w:val="28"/>
-          <w:szCs w:val="28"/>
-          <w:highlight w:val="green"/>
-        </w:rPr>
-        <w:t>16. Проверить буфер при операции READ</w:t>
-      </w:r>
-    </w:p>
-    <w:p>
-      <w:pPr>
-        <w:spacing w:after="0" w:line="240" w:lineRule="auto"/>
-        <w:ind w:firstLine="142"/>
-        <w:rPr>
-          <w:rFonts w:ascii="Times New Roman" w:hAnsi="Times New Roman" w:cs="Times New Roman"/>
-          <w:sz w:val="28"/>
-          <w:szCs w:val="28"/>
-        </w:rPr>
-      </w:pPr>
-      <w:r>
-        <w:rPr>
-          <w:rFonts w:ascii="Times New Roman" w:hAnsi="Times New Roman" w:cs="Times New Roman"/>
-          <w:sz w:val="28"/>
-          <w:szCs w:val="28"/>
-          <w:highlight w:val="yellow"/>
-        </w:rPr>
-        <w:t>17. Проверить поиск по тексту и контроли в операции READ</w:t>
-      </w:r>
-    </w:p>
-    <w:p>
-      <w:pPr>
-        <w:spacing w:after="0" w:line="240" w:lineRule="auto"/>
-        <w:ind w:firstLine="142"/>
-        <w:rPr>
-          <w:rFonts w:ascii="Times New Roman" w:hAnsi="Times New Roman" w:cs="Times New Roman"/>
-          <w:sz w:val="28"/>
-          <w:szCs w:val="28"/>
-        </w:rPr>
-      </w:pPr>
-      <w:r>
-        <w:rPr>
-          <w:rFonts w:ascii="Times New Roman" w:hAnsi="Times New Roman" w:cs="Times New Roman"/>
-          <w:sz w:val="28"/>
-          <w:szCs w:val="28"/>
-          <w:highlight w:val="green"/>
-        </w:rPr>
-        <w:t>18. Информирование о выполнении RENAME</w:t>
-      </w:r>
-    </w:p>
-    <w:p>
-      <w:pPr>
-        <w:spacing w:after="0" w:line="240" w:lineRule="auto"/>
-        <w:ind w:firstLine="142"/>
-        <w:rPr>
-          <w:rFonts w:ascii="Times New Roman" w:hAnsi="Times New Roman" w:cs="Times New Roman"/>
-          <w:sz w:val="28"/>
-          <w:szCs w:val="28"/>
-        </w:rPr>
-      </w:pPr>
-      <w:r>
-        <w:rPr>
-          <w:rFonts w:ascii="Times New Roman" w:hAnsi="Times New Roman" w:cs="Times New Roman"/>
-          <w:sz w:val="28"/>
-          <w:szCs w:val="28"/>
-        </w:rPr>
-        <w:t>19. На</w:t>
-      </w:r>
-      <w:r>
-        <w:rPr>
-          <w:rFonts w:ascii="Times New Roman" w:hAnsi="Times New Roman" w:cs="Times New Roman"/>
-          <w:sz w:val="28"/>
-          <w:szCs w:val="28"/>
-        </w:rPr>
-        <w:t>вигация журнала задач????</w:t>
-      </w:r>
-    </w:p>
-    <w:p>
-      <w:pPr>
-        <w:spacing w:after="0" w:line="240" w:lineRule="auto"/>
-        <w:ind w:firstLine="142"/>
-        <w:rPr>
-          <w:rFonts w:ascii="Times New Roman" w:hAnsi="Times New Roman" w:cs="Times New Roman"/>
-          <w:sz w:val="28"/>
-          <w:szCs w:val="28"/>
-        </w:rPr>
-      </w:pPr>
-      <w:r>
-        <w:rPr>
-          <w:rFonts w:ascii="Times New Roman" w:hAnsi="Times New Roman" w:cs="Times New Roman"/>
-          <w:sz w:val="28"/>
-          <w:szCs w:val="28"/>
-        </w:rPr>
-        <w:t>20. Перепроверить фильтры журнала задач</w:t>
-      </w:r>
-    </w:p>
-    <w:p>
-      <w:pPr>
-        <w:spacing w:after="0" w:line="240" w:lineRule="auto"/>
-        <w:ind w:firstLine="142"/>
-        <w:rPr>
-          <w:rFonts w:ascii="Times New Roman" w:hAnsi="Times New Roman" w:cs="Times New Roman"/>
-          <w:sz w:val="28"/>
-          <w:szCs w:val="28"/>
-        </w:rPr>
-      </w:pPr>
-      <w:r>
-        <w:rPr>
-          <w:rFonts w:ascii="Times New Roman" w:hAnsi="Times New Roman" w:cs="Times New Roman"/>
-          <w:sz w:val="28"/>
-          <w:szCs w:val="28"/>
-        </w:rPr>
-        <w:t>21. Добавить фильтры в список блокированных задач</w:t>
-      </w:r>
-    </w:p>
-    <w:p>
-      <w:pPr>
-        <w:spacing w:after="0" w:line="240" w:lineRule="auto"/>
-        <w:ind w:firstLine="142"/>
-        <w:rPr>
-          <w:rFonts w:ascii="Times New Roman" w:hAnsi="Times New Roman" w:cs="Times New Roman"/>
-          <w:sz w:val="28"/>
-          <w:szCs w:val="28"/>
-        </w:rPr>
-      </w:pPr>
-      <w:r>
-        <w:rPr>
-          <w:rFonts w:ascii="Times New Roman" w:hAnsi="Times New Roman" w:cs="Times New Roman"/>
-          <w:sz w:val="28"/>
-          <w:szCs w:val="28"/>
-          <w:highlight w:val="red"/>
-        </w:rPr>
-        <w:t>22. Подробный просмотр</w:t>
+        <w:t>10. Перепроверить "</w:t>
       </w:r>
       <w:bookmarkStart w:id="0" w:name="_GoBack"/>
       <w:bookmarkEnd w:id="0"/>
@@ -517,9 +256,272 @@
           <w:rFonts w:ascii="Times New Roman" w:hAnsi="Times New Roman" w:cs="Times New Roman"/>
           <w:sz w:val="28"/>
           <w:szCs w:val="28"/>
-          <w:highlight w:val="red"/>
-        </w:rPr>
-        <w:t xml:space="preserve"> действий пользователя выводить КРАСИВО!!!!!!</w:t>
+          <w:highlight w:val="green"/>
+        </w:rPr>
+        <w:t>Прерывание"</w:t>
+      </w:r>
+    </w:p>
+    <w:p>
+      <w:pPr>
+        <w:spacing w:after="0" w:line="240" w:lineRule="auto"/>
+        <w:ind w:firstLine="142"/>
+        <w:rPr>
+          <w:rFonts w:ascii="Times New Roman" w:hAnsi="Times New Roman" w:cs="Times New Roman"/>
+          <w:sz w:val="28"/>
+          <w:szCs w:val="28"/>
+        </w:rPr>
+      </w:pPr>
+      <w:r>
+        <w:rPr>
+          <w:rFonts w:ascii="Times New Roman" w:hAnsi="Times New Roman" w:cs="Times New Roman"/>
+          <w:sz w:val="28"/>
+          <w:szCs w:val="28"/>
+          <w:highlight w:val="green"/>
+        </w:rPr>
+        <w:t>11. Пересмотреть передвижение шагов</w:t>
+      </w:r>
+    </w:p>
+    <w:p>
+      <w:pPr>
+        <w:spacing w:after="0" w:line="240" w:lineRule="auto"/>
+        <w:ind w:firstLine="142"/>
+        <w:rPr>
+          <w:rFonts w:ascii="Times New Roman" w:hAnsi="Times New Roman" w:cs="Times New Roman"/>
+          <w:sz w:val="28"/>
+          <w:szCs w:val="28"/>
+        </w:rPr>
+      </w:pPr>
+      <w:r>
+        <w:rPr>
+          <w:rFonts w:ascii="Times New Roman" w:hAnsi="Times New Roman" w:cs="Times New Roman"/>
+          <w:sz w:val="28"/>
+          <w:szCs w:val="28"/>
+          <w:highlight w:val="green"/>
+        </w:rPr>
+        <w:t>12. Добавить возможн</w:t>
+      </w:r>
+      <w:r>
+        <w:rPr>
+          <w:rFonts w:ascii="Times New Roman" w:hAnsi="Times New Roman" w:cs="Times New Roman"/>
+          <w:sz w:val="28"/>
+          <w:szCs w:val="28"/>
+          <w:highlight w:val="green"/>
+        </w:rPr>
+        <w:t>о</w:t>
+      </w:r>
+      <w:r>
+        <w:rPr>
+          <w:rFonts w:ascii="Times New Roman" w:hAnsi="Times New Roman" w:cs="Times New Roman"/>
+          <w:sz w:val="28"/>
+          <w:szCs w:val="28"/>
+          <w:highlight w:val="green"/>
+        </w:rPr>
+        <w:t>сть просмотра списка самих файлов при нажатии "Наличие файлов"</w:t>
+      </w:r>
+    </w:p>
+    <w:p>
+      <w:pPr>
+        <w:spacing w:after="0" w:line="240" w:lineRule="auto"/>
+        <w:ind w:firstLine="142"/>
+        <w:rPr>
+          <w:rFonts w:ascii="Times New Roman" w:hAnsi="Times New Roman" w:cs="Times New Roman"/>
+          <w:sz w:val="28"/>
+          <w:szCs w:val="28"/>
+        </w:rPr>
+      </w:pPr>
+      <w:r>
+        <w:rPr>
+          <w:rFonts w:ascii="Times New Roman" w:hAnsi="Times New Roman" w:cs="Times New Roman"/>
+          <w:sz w:val="28"/>
+          <w:szCs w:val="28"/>
+        </w:rPr>
+        <w:t>13. Некорректно указывается причина завершения работы при перемещении</w:t>
+      </w:r>
+    </w:p>
+    <w:p>
+      <w:pPr>
+        <w:spacing w:after="0" w:line="240" w:lineRule="auto"/>
+        <w:ind w:firstLine="142"/>
+        <w:rPr>
+          <w:rFonts w:ascii="Times New Roman" w:hAnsi="Times New Roman" w:cs="Times New Roman"/>
+          <w:sz w:val="28"/>
+          <w:szCs w:val="28"/>
+        </w:rPr>
+      </w:pPr>
+      <w:r>
+        <w:rPr>
+          <w:rFonts w:ascii="Times New Roman" w:hAnsi="Times New Roman" w:cs="Times New Roman"/>
+          <w:sz w:val="28"/>
+          <w:szCs w:val="28"/>
+          <w:highlight w:val="green"/>
+        </w:rPr>
+        <w:t>14. Пересмотреть настройку количества файлов</w:t>
+      </w:r>
+    </w:p>
+    <w:p>
+      <w:pPr>
+        <w:spacing w:after="0" w:line="240" w:lineRule="auto"/>
+        <w:ind w:firstLine="142"/>
+        <w:rPr>
+          <w:rFonts w:ascii="Times New Roman" w:hAnsi="Times New Roman" w:cs="Times New Roman"/>
+          <w:sz w:val="28"/>
+          <w:szCs w:val="28"/>
+        </w:rPr>
+      </w:pPr>
+      <w:r>
+        <w:rPr>
+          <w:rFonts w:ascii="Times New Roman" w:hAnsi="Times New Roman" w:cs="Times New Roman"/>
+          <w:sz w:val="28"/>
+          <w:szCs w:val="28"/>
+        </w:rPr>
+        <w:t>15. Пересмотреть прерывание при операции EXIST</w:t>
+      </w:r>
+    </w:p>
+    <w:p>
+      <w:pPr>
+        <w:spacing w:after="0" w:line="240" w:lineRule="auto"/>
+        <w:ind w:firstLine="142"/>
+        <w:rPr>
+          <w:rFonts w:ascii="Times New Roman" w:hAnsi="Times New Roman" w:cs="Times New Roman"/>
+          <w:sz w:val="28"/>
+          <w:szCs w:val="28"/>
+        </w:rPr>
+      </w:pPr>
+      <w:r>
+        <w:rPr>
+          <w:rFonts w:ascii="Times New Roman" w:hAnsi="Times New Roman" w:cs="Times New Roman"/>
+          <w:sz w:val="28"/>
+          <w:szCs w:val="28"/>
+          <w:highlight w:val="green"/>
+        </w:rPr>
+        <w:t>16. Проверить буфер при операции READ</w:t>
+      </w:r>
+    </w:p>
+    <w:p>
+      <w:pPr>
+        <w:spacing w:after="0" w:line="240" w:lineRule="auto"/>
+        <w:ind w:firstLine="142"/>
+        <w:rPr>
+          <w:rFonts w:ascii="Times New Roman" w:hAnsi="Times New Roman" w:cs="Times New Roman"/>
+          <w:sz w:val="28"/>
+          <w:szCs w:val="28"/>
+        </w:rPr>
+      </w:pPr>
+      <w:r>
+        <w:rPr>
+          <w:rFonts w:ascii="Times New Roman" w:hAnsi="Times New Roman" w:cs="Times New Roman"/>
+          <w:sz w:val="28"/>
+          <w:szCs w:val="28"/>
+          <w:highlight w:val="yellow"/>
+        </w:rPr>
+        <w:t>17. Проверить поиск по тексту и контроли в операции READ</w:t>
+      </w:r>
+    </w:p>
+    <w:p>
+      <w:pPr>
+        <w:spacing w:after="0" w:line="240" w:lineRule="auto"/>
+        <w:ind w:firstLine="142"/>
+        <w:rPr>
+          <w:rFonts w:ascii="Times New Roman" w:hAnsi="Times New Roman" w:cs="Times New Roman"/>
+          <w:sz w:val="28"/>
+          <w:szCs w:val="28"/>
+        </w:rPr>
+      </w:pPr>
+      <w:r>
+        <w:rPr>
+          <w:rFonts w:ascii="Times New Roman" w:hAnsi="Times New Roman" w:cs="Times New Roman"/>
+          <w:sz w:val="28"/>
+          <w:szCs w:val="28"/>
+          <w:highlight w:val="green"/>
+        </w:rPr>
+        <w:t>18. Информирование о выполнении RENAME</w:t>
+      </w:r>
+    </w:p>
+    <w:p>
+      <w:pPr>
+        <w:spacing w:after="0" w:line="240" w:lineRule="auto"/>
+        <w:ind w:firstLine="142"/>
+        <w:rPr>
+          <w:rFonts w:ascii="Times New Roman" w:hAnsi="Times New Roman" w:cs="Times New Roman"/>
+          <w:sz w:val="28"/>
+          <w:szCs w:val="28"/>
+        </w:rPr>
+      </w:pPr>
+      <w:r>
+        <w:rPr>
+          <w:rFonts w:ascii="Times New Roman" w:hAnsi="Times New Roman" w:cs="Times New Roman"/>
+          <w:sz w:val="28"/>
+          <w:szCs w:val="28"/>
+          <w:highlight w:val="green"/>
+        </w:rPr>
+        <w:t>19. На</w:t>
+      </w:r>
+      <w:r>
+        <w:rPr>
+          <w:rFonts w:ascii="Times New Roman" w:hAnsi="Times New Roman" w:cs="Times New Roman"/>
+          <w:sz w:val="28"/>
+          <w:szCs w:val="28"/>
+          <w:highlight w:val="green"/>
+        </w:rPr>
+        <w:t>вигация журнала задач????</w:t>
+      </w:r>
+    </w:p>
+    <w:p>
+      <w:pPr>
+        <w:spacing w:after="0" w:line="240" w:lineRule="auto"/>
+        <w:ind w:firstLine="142"/>
+        <w:rPr>
+          <w:rFonts w:ascii="Times New Roman" w:hAnsi="Times New Roman" w:cs="Times New Roman"/>
+          <w:sz w:val="28"/>
+          <w:szCs w:val="28"/>
+        </w:rPr>
+      </w:pPr>
+      <w:r>
+        <w:rPr>
+          <w:rFonts w:ascii="Times New Roman" w:hAnsi="Times New Roman" w:cs="Times New Roman"/>
+          <w:sz w:val="28"/>
+          <w:szCs w:val="28"/>
+        </w:rPr>
+        <w:t>20. Перепроверить фильтры журнала задач</w:t>
+      </w:r>
+    </w:p>
+    <w:p>
+      <w:pPr>
+        <w:spacing w:after="0" w:line="240" w:lineRule="auto"/>
+        <w:ind w:firstLine="142"/>
+        <w:rPr>
+          <w:rFonts w:ascii="Times New Roman" w:hAnsi="Times New Roman" w:cs="Times New Roman"/>
+          <w:sz w:val="28"/>
+          <w:szCs w:val="28"/>
+        </w:rPr>
+      </w:pPr>
+      <w:r>
+        <w:rPr>
+          <w:rFonts w:ascii="Times New Roman" w:hAnsi="Times New Roman" w:cs="Times New Roman"/>
+          <w:sz w:val="28"/>
+          <w:szCs w:val="28"/>
+        </w:rPr>
+        <w:t>21. Добавить фильтры в список блокированных задач</w:t>
+      </w:r>
+    </w:p>
+    <w:p>
+      <w:pPr>
+        <w:spacing w:after="0" w:line="240" w:lineRule="auto"/>
+        <w:ind w:firstLine="142"/>
+        <w:rPr>
+          <w:rFonts w:ascii="Times New Roman" w:hAnsi="Times New Roman" w:cs="Times New Roman"/>
+          <w:sz w:val="28"/>
+          <w:szCs w:val="28"/>
+        </w:rPr>
+      </w:pPr>
+      <w:r>
+        <w:rPr>
+          <w:rFonts w:ascii="Times New Roman" w:hAnsi="Times New Roman" w:cs="Times New Roman"/>
+          <w:sz w:val="28"/>
+          <w:szCs w:val="28"/>
+          <w:highlight w:val="green"/>
+        </w:rPr>
+        <w:t>22. Подробный просмотр действий пользователя выводить КРАСИВО!!!!!!</w:t>
       </w:r>
     </w:p>
     <w:sectPr>

--- a/исправления 2026.docx
+++ b/исправления 2026.docx
@@ -156,7 +156,7 @@
           <w:rFonts w:ascii="Times New Roman" w:hAnsi="Times New Roman" w:cs="Times New Roman"/>
           <w:sz w:val="28"/>
           <w:szCs w:val="28"/>
-          <w:highlight w:val="yellow"/>
+          <w:highlight w:val="green"/>
         </w:rPr>
         <w:t>7. Найти календарь рабочих дней</w:t>
       </w:r>
@@ -188,77 +188,68 @@
           <w:highlight w:val="green"/>
         </w:rPr>
         <w:t>вечивать включенную вкладку</w:t>
-      </w:r>
-    </w:p>
-    <w:p>
-      <w:pPr>
-        <w:spacing w:after="0" w:line="240" w:lineRule="auto"/>
-        <w:ind w:firstLine="142"/>
-        <w:rPr>
-          <w:rFonts w:ascii="Times New Roman" w:hAnsi="Times New Roman" w:cs="Times New Roman"/>
-          <w:sz w:val="28"/>
-          <w:szCs w:val="28"/>
-        </w:rPr>
-      </w:pPr>
-      <w:r>
-        <w:rPr>
-          <w:rFonts w:ascii="Times New Roman" w:hAnsi="Times New Roman" w:cs="Times New Roman"/>
-          <w:sz w:val="28"/>
-          <w:szCs w:val="28"/>
-          <w:highlight w:val="green"/>
-        </w:rPr>
-        <w:t xml:space="preserve">9. При копировании Задачи должен быть выбор статуса новой задачи </w:t>
-      </w:r>
-      <w:proofErr w:type="spellStart"/>
-      <w:r>
-        <w:rPr>
-          <w:rFonts w:ascii="Times New Roman" w:hAnsi="Times New Roman" w:cs="Times New Roman"/>
-          <w:sz w:val="28"/>
-          <w:szCs w:val="28"/>
-          <w:highlight w:val="green"/>
-        </w:rPr>
-        <w:t>Вкл</w:t>
-      </w:r>
-      <w:proofErr w:type="spellEnd"/>
-      <w:r>
-        <w:rPr>
-          <w:rFonts w:ascii="Times New Roman" w:hAnsi="Times New Roman" w:cs="Times New Roman"/>
-          <w:sz w:val="28"/>
-          <w:szCs w:val="28"/>
-          <w:highlight w:val="green"/>
-        </w:rPr>
-        <w:t>/Выкл.</w:t>
-      </w:r>
-    </w:p>
-    <w:p>
-      <w:pPr>
-        <w:spacing w:after="0" w:line="240" w:lineRule="auto"/>
-        <w:ind w:firstLine="142"/>
-        <w:rPr>
-          <w:rFonts w:ascii="Times New Roman" w:hAnsi="Times New Roman" w:cs="Times New Roman"/>
-          <w:sz w:val="28"/>
-          <w:szCs w:val="28"/>
-        </w:rPr>
-      </w:pPr>
-      <w:r>
-        <w:rPr>
-          <w:rFonts w:ascii="Times New Roman" w:hAnsi="Times New Roman" w:cs="Times New Roman"/>
-          <w:sz w:val="28"/>
-          <w:szCs w:val="28"/>
-          <w:highlight w:val="green"/>
-        </w:rPr>
-        <w:t>10. Перепроверить "</w:t>
       </w:r>
       <w:bookmarkStart w:id="0" w:name="_GoBack"/>
       <w:bookmarkEnd w:id="0"/>
-      <w:r>
-        <w:rPr>
-          <w:rFonts w:ascii="Times New Roman" w:hAnsi="Times New Roman" w:cs="Times New Roman"/>
-          <w:sz w:val="28"/>
-          <w:szCs w:val="28"/>
-          <w:highlight w:val="green"/>
-        </w:rPr>
-        <w:t>Прерывание"</w:t>
+    </w:p>
+    <w:p>
+      <w:pPr>
+        <w:spacing w:after="0" w:line="240" w:lineRule="auto"/>
+        <w:ind w:firstLine="142"/>
+        <w:rPr>
+          <w:rFonts w:ascii="Times New Roman" w:hAnsi="Times New Roman" w:cs="Times New Roman"/>
+          <w:sz w:val="28"/>
+          <w:szCs w:val="28"/>
+        </w:rPr>
+      </w:pPr>
+      <w:r>
+        <w:rPr>
+          <w:rFonts w:ascii="Times New Roman" w:hAnsi="Times New Roman" w:cs="Times New Roman"/>
+          <w:sz w:val="28"/>
+          <w:szCs w:val="28"/>
+          <w:highlight w:val="green"/>
+        </w:rPr>
+        <w:t xml:space="preserve">9. При копировании Задачи должен быть выбор статуса новой задачи </w:t>
+      </w:r>
+      <w:proofErr w:type="spellStart"/>
+      <w:r>
+        <w:rPr>
+          <w:rFonts w:ascii="Times New Roman" w:hAnsi="Times New Roman" w:cs="Times New Roman"/>
+          <w:sz w:val="28"/>
+          <w:szCs w:val="28"/>
+          <w:highlight w:val="green"/>
+        </w:rPr>
+        <w:t>Вкл</w:t>
+      </w:r>
+      <w:proofErr w:type="spellEnd"/>
+      <w:r>
+        <w:rPr>
+          <w:rFonts w:ascii="Times New Roman" w:hAnsi="Times New Roman" w:cs="Times New Roman"/>
+          <w:sz w:val="28"/>
+          <w:szCs w:val="28"/>
+          <w:highlight w:val="green"/>
+        </w:rPr>
+        <w:t>/Выкл.</w:t>
+      </w:r>
+    </w:p>
+    <w:p>
+      <w:pPr>
+        <w:spacing w:after="0" w:line="240" w:lineRule="auto"/>
+        <w:ind w:firstLine="142"/>
+        <w:rPr>
+          <w:rFonts w:ascii="Times New Roman" w:hAnsi="Times New Roman" w:cs="Times New Roman"/>
+          <w:sz w:val="28"/>
+          <w:szCs w:val="28"/>
+        </w:rPr>
+      </w:pPr>
+      <w:r>
+        <w:rPr>
+          <w:rFonts w:ascii="Times New Roman" w:hAnsi="Times New Roman" w:cs="Times New Roman"/>
+          <w:sz w:val="28"/>
+          <w:szCs w:val="28"/>
+          <w:highlight w:val="green"/>
+        </w:rPr>
+        <w:t>10. Перепроверить "Прерывание"</w:t>
       </w:r>
     </w:p>
     <w:p>
@@ -334,6 +325,7 @@
           <w:rFonts w:ascii="Times New Roman" w:hAnsi="Times New Roman" w:cs="Times New Roman"/>
           <w:sz w:val="28"/>
           <w:szCs w:val="28"/>
+          <w:highlight w:val="green"/>
         </w:rPr>
         <w:t>13. Некорректно указывается причина завершения работы при перемещении</w:t>
       </w:r>
@@ -373,6 +365,7 @@
           <w:rFonts w:ascii="Times New Roman" w:hAnsi="Times New Roman" w:cs="Times New Roman"/>
           <w:sz w:val="28"/>
           <w:szCs w:val="28"/>
+          <w:highlight w:val="green"/>
         </w:rPr>
         <w:t>15. Пересмотреть прерывание при операции EXIST</w:t>
       </w:r>
@@ -481,6 +474,7 @@
           <w:rFonts w:ascii="Times New Roman" w:hAnsi="Times New Roman" w:cs="Times New Roman"/>
           <w:sz w:val="28"/>
           <w:szCs w:val="28"/>
+          <w:highlight w:val="green"/>
         </w:rPr>
         <w:t>20. Перепроверить фильтры журнала задач</w:t>
       </w:r>
@@ -500,6 +494,7 @@
           <w:rFonts w:ascii="Times New Roman" w:hAnsi="Times New Roman" w:cs="Times New Roman"/>
           <w:sz w:val="28"/>
           <w:szCs w:val="28"/>
+          <w:highlight w:val="green"/>
         </w:rPr>
         <w:t>21. Добавить фильтры в список блокированных задач</w:t>
       </w:r>
